--- a/DOCUMENTATION.docx
+++ b/DOCUMENTATION.docx
@@ -17899,7 +17899,7 @@
         <w:t xml:space="preserve"> </w:t>
       </w:r>
       <w:r>
-        <w:t xml:space="preserve">ФинПитомец: Финансы для детей</w:t>
+        <w:t xml:space="preserve">ФинПитомец</w:t>
       </w:r>
     </w:p>
     <w:p>
@@ -17921,7 +17921,7 @@
         <w:t xml:space="preserve"> </w:t>
       </w:r>
       <w:r>
-        <w:t xml:space="preserve">Образование / Игры для детей</w:t>
+        <w:t xml:space="preserve">Образование</w:t>
       </w:r>
     </w:p>
     <w:p>
@@ -18012,7 +18012,7 @@
         <w:t xml:space="preserve"> </w:t>
       </w:r>
       <w:r>
-        <w:t xml:space="preserve">Команда «ФинПитомец» (Конкурс «Лидеры цифровой трансформации»)</w:t>
+        <w:t xml:space="preserve">Команда ITa</w:t>
       </w:r>
     </w:p>
     <w:bookmarkEnd w:id="64"/>
@@ -18034,13 +18034,13 @@
           <w:b/>
           <w:bCs/>
         </w:rPr>
-        <w:t xml:space="preserve">Краткое описание (до 80 символов):</w:t>
+        <w:t xml:space="preserve">Краткое описание:</w:t>
       </w:r>
       <w:r>
         <w:br/>
       </w:r>
       <w:r>
-        <w:t xml:space="preserve">Учись управлять карманными деньгами, заботясь о весёлом виртуальном питомце!</w:t>
+        <w:t xml:space="preserve">«Питомец Финни» — это бесплатное просветительское приложение для детей 7–11 лет, которое в игровой форме учит обращаться с карманными деньгами.</w:t>
       </w:r>
     </w:p>
     <w:p>
@@ -18058,37 +18058,55 @@
         <w:br/>
       </w:r>
       <w:r>
-        <w:t xml:space="preserve">«ФинПитомец» — это добрая обучающая игра, которая в увлекательной форме знакомит детей 7–11 лет с основами финансовой грамотности!</w:t>
+        <w:t xml:space="preserve">Вместе с виртуальным питомцем Финни ребёнок проходит базовый игровой цикл:</w:t>
+      </w:r>
+      <w:r>
+        <w:t xml:space="preserve"> </w:t>
+      </w:r>
+      <w:r>
+        <w:t xml:space="preserve">* Планирует личный бюджет (обязательные расходы, желаемые покупки и накопления).</w:t>
+      </w:r>
+      <w:r>
+        <w:t xml:space="preserve"> </w:t>
+      </w:r>
+      <w:r>
+        <w:t xml:space="preserve">* Делает покупки в магазине (еда, вода, игрушки).</w:t>
+      </w:r>
+      <w:r>
+        <w:t xml:space="preserve"> </w:t>
+      </w:r>
+      <w:r>
+        <w:t xml:space="preserve">* Учится копить на большие цели (футбольный мяч, беспроводные наушники, городской самокат).</w:t>
+      </w:r>
+      <w:r>
+        <w:t xml:space="preserve"> </w:t>
+      </w:r>
+      <w:r>
+        <w:t xml:space="preserve">* Решает интерактивные финансовые квесты и викторины.</w:t>
+      </w:r>
+      <w:r>
+        <w:t xml:space="preserve"> </w:t>
+      </w:r>
+      <w:r>
+        <w:t xml:space="preserve">* Видит последствия своих решений: если не заботиться о питомце и тратить все деньги на сладости, он загрустит и может уйти погулять — тогда нужно будет угостить его вкусняшками, чтобы он вернулся.</w:t>
+      </w:r>
+      <w:r>
+        <w:t xml:space="preserve"> </w:t>
+      </w:r>
+      <w:r>
+        <w:t xml:space="preserve">* Играет в мини-игры и получает монетки для трат.</w:t>
       </w:r>
     </w:p>
     <w:p>
       <w:pPr>
         <w:pStyle w:val="BodyText"/>
       </w:pPr>
-      <w:r>
-        <w:t xml:space="preserve">Познакомься с котёнком Финни! Чтобы питомец рос здоровым, весёлым и стильным, тебе предстоит самостоятельно принимать настоящие финансовые решения:</w:t>
-      </w:r>
-      <w:r>
-        <w:t xml:space="preserve"> </w:t>
-      </w:r>
-      <w:r>
-        <w:t xml:space="preserve">*</w:t>
-      </w:r>
-      <w:r>
-        <w:t xml:space="preserve"> </w:t>
-      </w:r>
       <w:r>
         <w:rPr>
           <w:b/>
           <w:bCs/>
         </w:rPr>
-        <w:t xml:space="preserve">Миска жизни (Обязательные расходы):</w:t>
-      </w:r>
-      <w:r>
-        <w:t xml:space="preserve"> </w:t>
-      </w:r>
-      <w:r>
-        <w:t xml:space="preserve">вовремя покупай полезный обед, свежую воду и витамины для питомца.</w:t>
+        <w:t xml:space="preserve">Особенности:</w:t>
       </w:r>
       <w:r>
         <w:t xml:space="preserve"> </w:t>
@@ -18104,13 +18122,13 @@
           <w:b/>
           <w:bCs/>
         </w:rPr>
-        <w:t xml:space="preserve">Сундучок радости (Необязательные траты):</w:t>
-      </w:r>
-      <w:r>
-        <w:t xml:space="preserve"> </w:t>
-      </w:r>
-      <w:r>
-        <w:t xml:space="preserve">балуй любимца яркими мячиками, лакомствами и стильными аксессуарами.</w:t>
+        <w:t xml:space="preserve">100% безопасность:</w:t>
+      </w:r>
+      <w:r>
+        <w:t xml:space="preserve"> </w:t>
+      </w:r>
+      <w:r>
+        <w:t xml:space="preserve">нет рекламы, нет реальных платежей, нет сбора персональных данных.</w:t>
       </w:r>
       <w:r>
         <w:t xml:space="preserve"> </w:t>
@@ -18126,13 +18144,7 @@
           <w:b/>
           <w:bCs/>
         </w:rPr>
-        <w:t xml:space="preserve">Копилка мечты (Накопления):</w:t>
-      </w:r>
-      <w:r>
-        <w:t xml:space="preserve"> </w:t>
-      </w:r>
-      <w:r>
-        <w:t xml:space="preserve">ставь крутые финансовые цели (от спортивного мяча до настоящего самоката!) и откладывай монетки с карманных денег.</w:t>
+        <w:t xml:space="preserve">Работает без интернета.</w:t>
       </w:r>
       <w:r>
         <w:t xml:space="preserve"> </w:t>
@@ -18148,13 +18160,13 @@
           <w:b/>
           <w:bCs/>
         </w:rPr>
-        <w:t xml:space="preserve">Школа Финни:</w:t>
-      </w:r>
-      <w:r>
-        <w:t xml:space="preserve"> </w:t>
-      </w:r>
-      <w:r>
-        <w:t xml:space="preserve">решай забавные сюжетные задачки, разгадывай финансовые загадки и учись не попадаться на рекламные уловки.</w:t>
+        <w:t xml:space="preserve">Интерактивный питомец:</w:t>
+      </w:r>
+      <w:r>
+        <w:t xml:space="preserve"> </w:t>
+      </w:r>
+      <w:r>
+        <w:t xml:space="preserve">сытость, настроение, здоровье и 3 стадии развития (Малыш, Подросток, Взрослый).</w:t>
       </w:r>
       <w:r>
         <w:t xml:space="preserve"> </w:t>
@@ -18170,91 +18182,51 @@
           <w:b/>
           <w:bCs/>
         </w:rPr>
-        <w:t xml:space="preserve">Помощь по дому:</w:t>
-      </w:r>
-      <w:r>
-        <w:t xml:space="preserve"> </w:t>
-      </w:r>
-      <w:r>
-        <w:t xml:space="preserve">наводи чистоту в комнатах и получай честно заработанные монеты!</w:t>
-      </w:r>
-    </w:p>
-    <w:p>
-      <w:pPr>
-        <w:pStyle w:val="BodyText"/>
-      </w:pPr>
+        <w:t xml:space="preserve">Защищённый раздел для родителей:</w:t>
+      </w:r>
+      <w:r>
+        <w:t xml:space="preserve"> </w:t>
+      </w:r>
+      <w:r>
+        <w:t xml:space="preserve">аналитика финансовых компетенций ребёнка и начисление бонусов за реальные домашние дела.</w:t>
+      </w:r>
+      <w:r>
+        <w:t xml:space="preserve"> </w:t>
+      </w:r>
+      <w:r>
+        <w:t xml:space="preserve">*</w:t>
+      </w:r>
+      <w:r>
+        <w:t xml:space="preserve"> </w:t>
+      </w:r>
       <w:r>
         <w:rPr>
           <w:b/>
           <w:bCs/>
         </w:rPr>
-        <w:t xml:space="preserve">Преимущества для родителей:</w:t>
-      </w:r>
-      <w:r>
-        <w:t xml:space="preserve"> </w:t>
-      </w:r>
-      <w:r>
-        <w:t xml:space="preserve">*</w:t>
-      </w:r>
-      <w:r>
-        <w:t xml:space="preserve"> </w:t>
-      </w:r>
-      <w:r>
-        <w:rPr>
-          <w:b/>
-          <w:bCs/>
-        </w:rPr>
-        <w:t xml:space="preserve">100% безопасность:</w:t>
-      </w:r>
-      <w:r>
-        <w:t xml:space="preserve"> </w:t>
-      </w:r>
-      <w:r>
-        <w:t xml:space="preserve">в приложении нет рекламы, реальных платежей и платных подписок.</w:t>
-      </w:r>
-      <w:r>
-        <w:t xml:space="preserve"> </w:t>
-      </w:r>
-      <w:r>
-        <w:t xml:space="preserve">*</w:t>
-      </w:r>
-      <w:r>
-        <w:t xml:space="preserve"> </w:t>
-      </w:r>
-      <w:r>
-        <w:rPr>
-          <w:b/>
-          <w:bCs/>
-        </w:rPr>
-        <w:t xml:space="preserve">Приватность:</w:t>
-      </w:r>
-      <w:r>
-        <w:t xml:space="preserve"> </w:t>
-      </w:r>
-      <w:r>
-        <w:t xml:space="preserve">игра работает полностью без интернета и не запрашивает персональные данные.</w:t>
-      </w:r>
-      <w:r>
-        <w:t xml:space="preserve"> </w:t>
-      </w:r>
-      <w:r>
-        <w:t xml:space="preserve">*</w:t>
-      </w:r>
-      <w:r>
-        <w:t xml:space="preserve"> </w:t>
-      </w:r>
-      <w:r>
-        <w:rPr>
-          <w:b/>
-          <w:bCs/>
-        </w:rPr>
-        <w:t xml:space="preserve">Защищённый родительский раздел:</w:t>
-      </w:r>
-      <w:r>
-        <w:t xml:space="preserve"> </w:t>
-      </w:r>
-      <w:r>
-        <w:t xml:space="preserve">анализируйте успехи ребёнка по 4 компетенциям Единой рамки Минфина РФ и поощряйте его за реальные домашние дела!</w:t>
+        <w:t xml:space="preserve">Регулярное обновление учебного контента</w:t>
+      </w:r>
+      <w:r>
+        <w:t xml:space="preserve"> </w:t>
+      </w:r>
+      <w:r>
+        <w:t xml:space="preserve">(квестов и товаров).</w:t>
+      </w:r>
+    </w:p>
+    <w:p>
+      <w:pPr>
+        <w:pStyle w:val="BodyText"/>
+      </w:pPr>
+      <w:r>
+        <w:t xml:space="preserve">Приложение разработано с учётом возрастных особенностей младших школьников: крупные элементы, понятные фразы, отсутствие сложных финансовых терминов.</w:t>
+      </w:r>
+    </w:p>
+    <w:p>
+      <w:pPr>
+        <w:pStyle w:val="BodyText"/>
+      </w:pPr>
+      <w:r>
+        <w:t xml:space="preserve">Позвольте ребёнку сделать первые шаги в мире финансов безопасно и увлекательно!</w:t>
       </w:r>
     </w:p>
     <w:bookmarkEnd w:id="65"/>
